--- a/WALLETS_MASTERCARD/REG-DIN-008 - 900241_Modificaciones en TokenizationAPI para Wallets MasterCard.docx
+++ b/WALLETS_MASTERCARD/REG-DIN-008 - 900241_Modificaciones en TokenizationAPI para Wallets MasterCard.docx
@@ -97,23 +97,39 @@
                 <w:color w:val="000000"/>
                 <w:sz w:val="20"/>
               </w:rPr>
-              <w:t xml:space="preserve">FECHA:   </w:t>
-            </w:r>
-            <w:r>
-              <w:rPr>
-                <w:b/>
-                <w:color w:val="000000"/>
-                <w:sz w:val="20"/>
-              </w:rPr>
-              <w:t>25</w:t>
-            </w:r>
-            <w:r>
-              <w:rPr>
-                <w:b/>
-                <w:color w:val="000000"/>
-                <w:sz w:val="20"/>
-              </w:rPr>
-              <w:t>/08/2026</w:t>
+              <w:t>FECHA:   2</w:t>
+            </w:r>
+            <w:r>
+              <w:rPr>
+                <w:b/>
+                <w:color w:val="000000"/>
+                <w:sz w:val="20"/>
+              </w:rPr>
+              <w:t>3</w:t>
+            </w:r>
+            <w:r>
+              <w:rPr>
+                <w:b/>
+                <w:color w:val="000000"/>
+                <w:sz w:val="20"/>
+              </w:rPr>
+              <w:t>/0</w:t>
+            </w:r>
+            <w:r>
+              <w:rPr>
+                <w:b/>
+                <w:color w:val="000000"/>
+                <w:sz w:val="20"/>
+              </w:rPr>
+              <w:t>9</w:t>
+            </w:r>
+            <w:r>
+              <w:rPr>
+                <w:b/>
+                <w:color w:val="000000"/>
+                <w:sz w:val="20"/>
+              </w:rPr>
+              <w:t>/2026</w:t>
             </w:r>
           </w:p>
         </w:tc>
@@ -751,17 +767,43 @@
             <w:pPr>
               <w:pStyle w:val="Normal"/>
               <w:spacing w:before="0" w:after="0"/>
-              <w:rPr>
-                <w:color w:val="000000"/>
-                <w:sz w:val="20"/>
-              </w:rPr>
+              <w:jc w:val="both"/>
+              <w:rPr/>
             </w:pPr>
             <w:r>
               <w:rPr>
                 <w:color w:val="000000"/>
                 <w:sz w:val="20"/>
               </w:rPr>
-              <w:t>Se crea api unificada para la obtención de tarjetas disponibles y tokenizables del cliente, encriptadas en JWE.</w:t>
+              <w:t>P</w:t>
+            </w:r>
+            <w:r>
+              <w:rPr>
+                <w:color w:val="000000"/>
+                <w:sz w:val="20"/>
+              </w:rPr>
+              <w:t xml:space="preserve">arametrización de los nuevos TokenRequestorId para Apple Pay y GooglePay MDES </w:t>
+            </w:r>
+            <w:r>
+              <w:rPr>
+                <w:color w:val="000000"/>
+                <w:sz w:val="20"/>
+              </w:rPr>
+              <w:t>dentro de la l</w:t>
+            </w:r>
+            <w:r>
+              <w:rPr>
+                <w:color w:val="000000"/>
+                <w:sz w:val="20"/>
+              </w:rPr>
+              <w:t xml:space="preserve">ógica de los flujos (verde, amarrillo, naranja y rojo) </w:t>
+            </w:r>
+            <w:r>
+              <w:rPr>
+                <w:color w:val="000000"/>
+                <w:sz w:val="20"/>
+              </w:rPr>
+              <w:t>en apis CheckElegibility, DigitizationNotification, LifeCycleNotification y SendPassCode.</w:t>
             </w:r>
           </w:p>
         </w:tc>
@@ -2339,7 +2381,7 @@
         <wp:inline distT="0" distB="0" distL="0" distR="0">
           <wp:extent cx="6053455" cy="733425"/>
           <wp:effectExtent l="0" t="0" r="0" b="0"/>
-          <wp:docPr id="5" name="Imagen 22 Copia 1 Copia 1 Copia 1 Copia 1 Copia 1 Copia 1 Copia 1 Copia 1 Copia 1 Copia 1 Copia 1 Copia 1 Copia 1 Copia 1 Copia 1" descr="cid:image004.jpg@01D74E57.C4EA2700"/>
+          <wp:docPr id="5" name="Imagen 22 Copia 1 Copia 1 Copia 1 Copia 1 Copia 1 Copia 1 Copia 1 Copia 1 Copia 1 Copia 1 Copia 1 Copia 1 Copia 1 Copia 1 Copia 1 Copia 1" descr="cid:image004.jpg@01D74E57.C4EA2700"/>
           <wp:cNvGraphicFramePr>
             <a:graphicFrameLocks xmlns:a="http://schemas.openxmlformats.org/drawingml/2006/main" noChangeAspect="1"/>
           </wp:cNvGraphicFramePr>
@@ -2347,7 +2389,7 @@
             <a:graphicData uri="http://schemas.openxmlformats.org/drawingml/2006/picture">
               <pic:pic xmlns:pic="http://schemas.openxmlformats.org/drawingml/2006/picture">
                 <pic:nvPicPr>
-                  <pic:cNvPr id="5" name="Imagen 22 Copia 1 Copia 1 Copia 1 Copia 1 Copia 1 Copia 1 Copia 1 Copia 1 Copia 1 Copia 1 Copia 1 Copia 1 Copia 1 Copia 1 Copia 1" descr="cid:image004.jpg@01D74E57.C4EA2700"/>
+                  <pic:cNvPr id="5" name="Imagen 22 Copia 1 Copia 1 Copia 1 Copia 1 Copia 1 Copia 1 Copia 1 Copia 1 Copia 1 Copia 1 Copia 1 Copia 1 Copia 1 Copia 1 Copia 1 Copia 1" descr="cid:image004.jpg@01D74E57.C4EA2700"/>
                   <pic:cNvPicPr>
                     <a:picLocks noChangeAspect="1" noChangeArrowheads="1"/>
                   </pic:cNvPicPr>
@@ -2391,7 +2433,7 @@
         <wp:inline distT="0" distB="0" distL="0" distR="0">
           <wp:extent cx="6053455" cy="733425"/>
           <wp:effectExtent l="0" t="0" r="0" b="0"/>
-          <wp:docPr id="6" name="Imagen 23 Copia 1 Copia 1 Copia 1 Copia 1 Copia 1 Copia 1 Copia 1 Copia 1 Copia 1 Copia 1 Copia 1 Copia 1 Copia 1 Copia 1 Copia 1" descr="cid:image004.jpg@01D74E57.C4EA2700"/>
+          <wp:docPr id="6" name="Imagen 23 Copia 1 Copia 1 Copia 1 Copia 1 Copia 1 Copia 1 Copia 1 Copia 1 Copia 1 Copia 1 Copia 1 Copia 1 Copia 1 Copia 1 Copia 1 Copia 1" descr="cid:image004.jpg@01D74E57.C4EA2700"/>
           <wp:cNvGraphicFramePr>
             <a:graphicFrameLocks xmlns:a="http://schemas.openxmlformats.org/drawingml/2006/main" noChangeAspect="1"/>
           </wp:cNvGraphicFramePr>
@@ -2399,7 +2441,7 @@
             <a:graphicData uri="http://schemas.openxmlformats.org/drawingml/2006/picture">
               <pic:pic xmlns:pic="http://schemas.openxmlformats.org/drawingml/2006/picture">
                 <pic:nvPicPr>
-                  <pic:cNvPr id="6" name="Imagen 23 Copia 1 Copia 1 Copia 1 Copia 1 Copia 1 Copia 1 Copia 1 Copia 1 Copia 1 Copia 1 Copia 1 Copia 1 Copia 1 Copia 1 Copia 1" descr="cid:image004.jpg@01D74E57.C4EA2700"/>
+                  <pic:cNvPr id="6" name="Imagen 23 Copia 1 Copia 1 Copia 1 Copia 1 Copia 1 Copia 1 Copia 1 Copia 1 Copia 1 Copia 1 Copia 1 Copia 1 Copia 1 Copia 1 Copia 1 Copia 1" descr="cid:image004.jpg@01D74E57.C4EA2700"/>
                   <pic:cNvPicPr>
                     <a:picLocks noChangeAspect="1" noChangeArrowheads="1"/>
                   </pic:cNvPicPr>
@@ -2453,7 +2495,7 @@
         <wp:inline distT="0" distB="0" distL="0" distR="0">
           <wp:extent cx="3619500" cy="732790"/>
           <wp:effectExtent l="0" t="0" r="0" b="0"/>
-          <wp:docPr id="7" name="Imagen 4 Copia 1 Copia 1 Copia 1 Copia 1 Copia 1 Copia 1 Copia 1 Copia 1 Copia 1 Copia 1 Copia 1 Copia 1 Copia 1 Copia 1 Copia 1" descr="cid:image004.jpg@01D74E57.C4EA2700"/>
+          <wp:docPr id="7" name="Imagen 4 Copia 1 Copia 1 Copia 1 Copia 1 Copia 1 Copia 1 Copia 1 Copia 1 Copia 1 Copia 1 Copia 1 Copia 1 Copia 1 Copia 1 Copia 1 Copia 1" descr="cid:image004.jpg@01D74E57.C4EA2700"/>
           <wp:cNvGraphicFramePr>
             <a:graphicFrameLocks xmlns:a="http://schemas.openxmlformats.org/drawingml/2006/main" noChangeAspect="1"/>
           </wp:cNvGraphicFramePr>
@@ -2461,7 +2503,7 @@
             <a:graphicData uri="http://schemas.openxmlformats.org/drawingml/2006/picture">
               <pic:pic xmlns:pic="http://schemas.openxmlformats.org/drawingml/2006/picture">
                 <pic:nvPicPr>
-                  <pic:cNvPr id="7" name="Imagen 4 Copia 1 Copia 1 Copia 1 Copia 1 Copia 1 Copia 1 Copia 1 Copia 1 Copia 1 Copia 1 Copia 1 Copia 1 Copia 1 Copia 1 Copia 1" descr="cid:image004.jpg@01D74E57.C4EA2700"/>
+                  <pic:cNvPr id="7" name="Imagen 4 Copia 1 Copia 1 Copia 1 Copia 1 Copia 1 Copia 1 Copia 1 Copia 1 Copia 1 Copia 1 Copia 1 Copia 1 Copia 1 Copia 1 Copia 1 Copia 1" descr="cid:image004.jpg@01D74E57.C4EA2700"/>
                   <pic:cNvPicPr>
                     <a:picLocks noChangeAspect="1" noChangeArrowheads="1"/>
                   </pic:cNvPicPr>
@@ -2504,7 +2546,7 @@
         <wp:inline distT="0" distB="0" distL="0" distR="0">
           <wp:extent cx="2434590" cy="733425"/>
           <wp:effectExtent l="0" t="0" r="0" b="0"/>
-          <wp:docPr id="8" name="Imagen 3 Copia 1 Copia 1 Copia 1 Copia 1 Copia 1 Copia 1 Copia 1 Copia 1 Copia 1 Copia 1 Copia 1 Copia 1 Copia 1 Copia 1 Copia 1" descr="cid:image004.jpg@01D74E57.C4EA2700"/>
+          <wp:docPr id="8" name="Imagen 3 Copia 1 Copia 1 Copia 1 Copia 1 Copia 1 Copia 1 Copia 1 Copia 1 Copia 1 Copia 1 Copia 1 Copia 1 Copia 1 Copia 1 Copia 1 Copia 1" descr="cid:image004.jpg@01D74E57.C4EA2700"/>
           <wp:cNvGraphicFramePr>
             <a:graphicFrameLocks xmlns:a="http://schemas.openxmlformats.org/drawingml/2006/main" noChangeAspect="1"/>
           </wp:cNvGraphicFramePr>
@@ -2512,7 +2554,7 @@
             <a:graphicData uri="http://schemas.openxmlformats.org/drawingml/2006/picture">
               <pic:pic xmlns:pic="http://schemas.openxmlformats.org/drawingml/2006/picture">
                 <pic:nvPicPr>
-                  <pic:cNvPr id="8" name="Imagen 3 Copia 1 Copia 1 Copia 1 Copia 1 Copia 1 Copia 1 Copia 1 Copia 1 Copia 1 Copia 1 Copia 1 Copia 1 Copia 1 Copia 1 Copia 1" descr="cid:image004.jpg@01D74E57.C4EA2700"/>
+                  <pic:cNvPr id="8" name="Imagen 3 Copia 1 Copia 1 Copia 1 Copia 1 Copia 1 Copia 1 Copia 1 Copia 1 Copia 1 Copia 1 Copia 1 Copia 1 Copia 1 Copia 1 Copia 1 Copia 1" descr="cid:image004.jpg@01D74E57.C4EA2700"/>
                   <pic:cNvPicPr>
                     <a:picLocks noChangeAspect="1" noChangeArrowheads="1"/>
                   </pic:cNvPicPr>
@@ -3216,7 +3258,7 @@
     <w:pPr>
       <w:widowControl/>
       <w:suppressAutoHyphens w:val="true"/>
-      <w:overflowPunct w:val="true"/>
+      <w:overflowPunct w:val="false"/>
       <w:bidi w:val="0"/>
       <w:spacing w:before="0" w:after="240"/>
       <w:jc w:val="left"/>
@@ -3950,7 +3992,7 @@
     <w:pPr>
       <w:widowControl/>
       <w:suppressAutoHyphens w:val="true"/>
-      <w:overflowPunct w:val="true"/>
+      <w:overflowPunct w:val="false"/>
       <w:bidi w:val="0"/>
       <w:spacing w:before="0" w:after="0"/>
       <w:jc w:val="left"/>
@@ -3992,7 +4034,7 @@
     <w:name w:val="Body Text Indent"/>
     <w:basedOn w:val="BodyText"/>
     <w:pPr>
-      <w:overflowPunct w:val="false"/>
+      <w:overflowPunct w:val="true"/>
       <w:spacing w:lineRule="atLeast" w:line="240" w:before="0" w:after="240"/>
       <w:ind w:firstLine="360" w:left="360"/>
       <w:jc w:val="both"/>
@@ -4008,7 +4050,7 @@
     <w:basedOn w:val="Normal"/>
     <w:qFormat/>
     <w:pPr>
-      <w:overflowPunct w:val="false"/>
+      <w:overflowPunct w:val="true"/>
       <w:spacing w:before="60" w:after="60"/>
       <w:textAlignment w:val="auto"/>
     </w:pPr>
@@ -4079,7 +4121,7 @@
     <w:basedOn w:val="BodyText"/>
     <w:qFormat/>
     <w:pPr>
-      <w:overflowPunct w:val="false"/>
+      <w:overflowPunct w:val="true"/>
       <w:spacing w:lineRule="auto" w:line="360" w:before="120" w:after="120"/>
       <w:jc w:val="both"/>
       <w:textAlignment w:val="auto"/>
@@ -4095,7 +4137,7 @@
     <w:basedOn w:val="Normal"/>
     <w:qFormat/>
     <w:pPr>
-      <w:overflowPunct w:val="false"/>
+      <w:overflowPunct w:val="true"/>
       <w:spacing w:lineRule="auto" w:line="276" w:before="0" w:after="0"/>
       <w:ind w:left="720"/>
       <w:contextualSpacing/>
@@ -4135,7 +4177,7 @@
     <w:pPr>
       <w:widowControl/>
       <w:suppressAutoHyphens w:val="true"/>
-      <w:overflowPunct w:val="false"/>
+      <w:overflowPunct w:val="true"/>
       <w:bidi w:val="0"/>
       <w:spacing w:before="0" w:after="0"/>
       <w:jc w:val="left"/>
